--- a/docs/IT-Tech-Guide.docx
+++ b/docs/IT-Tech-Guide.docx
@@ -2,7 +2,7 @@
 <file path=word/document.xml><?xml version="1.0" encoding="utf-8"?>
 <w:document xmlns:w="http://schemas.openxmlformats.org/wordprocessingml/2006/main" xmlns:m="http://schemas.openxmlformats.org/officeDocument/2006/math" xmlns:r="http://schemas.openxmlformats.org/officeDocument/2006/relationships" xmlns:o="urn:schemas-microsoft-com:office:office" xmlns:v="urn:schemas-microsoft-com:vml" xmlns:w10="urn:schemas-microsoft-com:office:word" xmlns:a="http://schemas.openxmlformats.org/drawingml/2006/main" xmlns:pic="http://schemas.openxmlformats.org/drawingml/2006/picture" xmlns:wp="http://schemas.openxmlformats.org/drawingml/2006/wordprocessingDrawing">
   <w:body>
-    <w:bookmarkStart w:id="27" w:name="branthaven-it-help-desk-technician-guide"/>
+    <w:bookmarkStart w:id="28" w:name="branthaven-it-help-desk-technician-guide"/>
     <w:p>
       <w:pPr>
         <w:pStyle w:val="Heading1"/>
@@ -445,7 +445,105 @@
       </w:r>
     </w:p>
     <w:bookmarkEnd w:id="21"/>
-    <w:bookmarkStart w:id="22" w:name="status-guide"/>
+    <w:bookmarkStart w:id="22" w:name="logging-a-ticket-for-someone-else"/>
+    <w:p>
+      <w:pPr>
+        <w:pStyle w:val="Heading2"/>
+      </w:pPr>
+      <w:r>
+        <w:t xml:space="preserve">Logging a ticket for someone else</w:t>
+      </w:r>
+    </w:p>
+    <w:p>
+      <w:pPr>
+        <w:pStyle w:val="FirstParagraph"/>
+      </w:pPr>
+      <w:r>
+        <w:t xml:space="preserve">In the</w:t>
+      </w:r>
+      <w:r>
+        <w:t xml:space="preserve"> </w:t>
+      </w:r>
+      <w:r>
+        <w:rPr>
+          <w:bCs/>
+          <w:b/>
+        </w:rPr>
+        <w:t xml:space="preserve">Report an IT issue</w:t>
+      </w:r>
+      <w:r>
+        <w:t xml:space="preserve"> </w:t>
+      </w:r>
+      <w:r>
+        <w:t xml:space="preserve">app, fill in</w:t>
+      </w:r>
+      <w:r>
+        <w:t xml:space="preserve"> </w:t>
+      </w:r>
+      <w:r>
+        <w:rPr>
+          <w:bCs/>
+          <w:b/>
+        </w:rPr>
+        <w:t xml:space="preserve">On behalf of</w:t>
+      </w:r>
+      <w:r>
+        <w:t xml:space="preserve"> </w:t>
+      </w:r>
+      <w:r>
+        <w:t xml:space="preserve">with the person’s Branthaven email address (e.g. jane@branthaven.com). The ticket then belongs to that person: they get the confirmation and every update, and the ticket shows</w:t>
+      </w:r>
+      <w:r>
+        <w:t xml:space="preserve"> </w:t>
+      </w:r>
+      <w:r>
+        <w:rPr>
+          <w:iCs/>
+          <w:i/>
+        </w:rPr>
+        <w:t xml:space="preserve">Logged by</w:t>
+      </w:r>
+      <w:r>
+        <w:rPr>
+          <w:iCs/>
+          <w:i/>
+        </w:rPr>
+        <w:t xml:space="preserve"> </w:t>
+      </w:r>
+      <w:r>
+        <w:t xml:space="preserve">. It is</w:t>
+      </w:r>
+      <w:r>
+        <w:t xml:space="preserve"> </w:t>
+      </w:r>
+      <w:r>
+        <w:rPr>
+          <w:bCs/>
+          <w:b/>
+        </w:rPr>
+        <w:t xml:space="preserve">not</w:t>
+      </w:r>
+      <w:r>
+        <w:t xml:space="preserve"> </w:t>
+      </w:r>
+      <w:r>
+        <w:t xml:space="preserve">assigned to you. It lands unassigned like any other ticket, so the team can pick it up. Leave the box empty to log a ticket for yourself. Only</w:t>
+      </w:r>
+      <w:r>
+        <w:t xml:space="preserve"> </w:t>
+      </w:r>
+      <w:r>
+        <w:t xml:space="preserve">@branthaven.com</w:t>
+      </w:r>
+      <w:r>
+        <w:t xml:space="preserve"> </w:t>
+      </w:r>
+      <w:r>
+        <w:t xml:space="preserve">addresses are accepted.</w:t>
+      </w:r>
+    </w:p>
+    <w:bookmarkEnd w:id="22"/>
+    <w:bookmarkStart w:id="23" w:name="status-guide"/>
     <w:p>
       <w:pPr>
         <w:pStyle w:val="Heading2"/>
@@ -820,8 +918,8 @@
         <w:t xml:space="preserve">Status changes automatically notify the requester (email + Teams) and move the Planner card.</w:t>
       </w:r>
     </w:p>
-    <w:bookmarkEnd w:id="22"/>
-    <w:bookmarkStart w:id="23" w:name="clock-reports-and-reminders"/>
+    <w:bookmarkEnd w:id="23"/>
+    <w:bookmarkStart w:id="24" w:name="clock-reports-and-reminders"/>
     <w:p>
       <w:pPr>
         <w:pStyle w:val="Heading2"/>
@@ -914,8 +1012,8 @@
         <w:t xml:space="preserve">and gets a list.</w:t>
       </w:r>
     </w:p>
-    <w:bookmarkEnd w:id="23"/>
-    <w:bookmarkStart w:id="24" w:name="rules-of-the-road"/>
+    <w:bookmarkEnd w:id="24"/>
+    <w:bookmarkStart w:id="25" w:name="rules-of-the-road"/>
     <w:p>
       <w:pPr>
         <w:pStyle w:val="Heading2"/>
@@ -975,8 +1073,8 @@
         <w:t xml:space="preserve">. Put them in any email subject about the ticket.</w:t>
       </w:r>
     </w:p>
-    <w:bookmarkEnd w:id="24"/>
-    <w:bookmarkStart w:id="25" w:name="when-something-looks-wrong"/>
+    <w:bookmarkEnd w:id="25"/>
+    <w:bookmarkStart w:id="26" w:name="when-something-looks-wrong"/>
     <w:p>
       <w:pPr>
         <w:pStyle w:val="Heading2"/>
@@ -1130,8 +1228,8 @@
         </w:tc>
       </w:tr>
     </w:tbl>
-    <w:bookmarkEnd w:id="25"/>
-    <w:bookmarkStart w:id="26" w:name="flow-reference"/>
+    <w:bookmarkEnd w:id="26"/>
+    <w:bookmarkStart w:id="27" w:name="flow-reference"/>
     <w:p>
       <w:pPr>
         <w:pStyle w:val="Heading2"/>
@@ -1182,8 +1280,8 @@
         <w:t xml:space="preserve">. Never edit the live flows directly without updating the generator.</w:t>
       </w:r>
     </w:p>
-    <w:bookmarkEnd w:id="26"/>
     <w:bookmarkEnd w:id="27"/>
+    <w:bookmarkEnd w:id="28"/>
     <w:sectPr/>
   </w:body>
 </w:document>
